--- a/Team11_SAD_Report.docx
+++ b/Team11_SAD_Report.docx
@@ -2205,7 +2205,7 @@
       <w:r>
         <w:drawing>
           <wp:inline xmlns:a="http://schemas.openxmlformats.org/drawingml/2006/main" xmlns:pic="http://schemas.openxmlformats.org/drawingml/2006/picture">
-            <wp:extent cx="5486400" cy="3794528"/>
+            <wp:extent cx="5486400" cy="3610883"/>
             <wp:docPr id="1" name="Picture 1"/>
             <wp:cNvGraphicFramePr>
               <a:graphicFrameLocks noChangeAspect="1"/>
@@ -2226,7 +2226,7 @@
                   <pic:spPr>
                     <a:xfrm>
                       <a:off x="0" y="0"/>
-                      <a:ext cx="5486400" cy="3794528"/>
+                      <a:ext cx="5486400" cy="3610883"/>
                     </a:xfrm>
                     <a:prstGeom prst="rect"/>
                   </pic:spPr>
@@ -6341,7 +6341,7 @@
       <w:r>
         <w:drawing>
           <wp:inline xmlns:a="http://schemas.openxmlformats.org/drawingml/2006/main" xmlns:pic="http://schemas.openxmlformats.org/drawingml/2006/picture">
-            <wp:extent cx="5486400" cy="4132162"/>
+            <wp:extent cx="5486400" cy="4314632"/>
             <wp:docPr id="2" name="Picture 2"/>
             <wp:cNvGraphicFramePr>
               <a:graphicFrameLocks noChangeAspect="1"/>
@@ -6362,7 +6362,7 @@
                   <pic:spPr>
                     <a:xfrm>
                       <a:off x="0" y="0"/>
-                      <a:ext cx="5486400" cy="4132162"/>
+                      <a:ext cx="5486400" cy="4314632"/>
                     </a:xfrm>
                     <a:prstGeom prst="rect"/>
                   </pic:spPr>
@@ -6417,7 +6417,7 @@
       <w:r>
         <w:drawing>
           <wp:inline xmlns:a="http://schemas.openxmlformats.org/drawingml/2006/main" xmlns:pic="http://schemas.openxmlformats.org/drawingml/2006/picture">
-            <wp:extent cx="5486400" cy="3866137"/>
+            <wp:extent cx="5486400" cy="4698437"/>
             <wp:docPr id="3" name="Picture 3"/>
             <wp:cNvGraphicFramePr>
               <a:graphicFrameLocks noChangeAspect="1"/>
@@ -6438,7 +6438,7 @@
                   <pic:spPr>
                     <a:xfrm>
                       <a:off x="0" y="0"/>
-                      <a:ext cx="5486400" cy="3866137"/>
+                      <a:ext cx="5486400" cy="4698437"/>
                     </a:xfrm>
                     <a:prstGeom prst="rect"/>
                   </pic:spPr>

--- a/Team11_SAD_Report.docx
+++ b/Team11_SAD_Report.docx
@@ -915,13 +915,14 @@
             <w:tcW w:type="dxa" w:w="2340"/>
           </w:tcPr>
           <w:p>
-            <w:r/>
-            <w:r>
-              <w:rPr>
-                <w:rFonts w:ascii="Times New Roman" w:hAnsi="Times New Roman"/>
-                <w:sz w:val="15"/>
-              </w:rPr>
-              <w:t>Approved / 15-09-2026</w:t>
+            <w:r>
+              <w:t>________________ / __________</w:t>
+            </w:r>
+            <w:r>
+              <w:rPr>
+                <w:rFonts w:ascii="Times New Roman" w:hAnsi="Times New Roman"/>
+                <w:sz w:val="15"/>
+              </w:rPr>
             </w:r>
           </w:p>
         </w:tc>
